--- a/document_templates/russian_library/Исковые_заявления/Семейные_споры/шаблон_Исковое_заявление_о_перерасчёте_размера_алиментов_С_представителем_.docx
+++ b/document_templates/russian_library/Исковые_заявления/Семейные_споры/шаблон_Исковое_заявление_о_перерасчёте_размера_алиментов_С_представителем_.docx
@@ -13,15 +13,14 @@
           <w:lang w:val="en-US"/>
         </w:rPr>
       </w:pPr>
-      <w:proofErr w:type="gramStart"/>
-      <w:r>
-        <w:rPr>
-          <w:rFonts w:ascii="Times New Roman" w:hAnsi="Times New Roman" w:cs="Times New Roman"/>
-          <w:sz w:val="24"/>
-          <w:szCs w:val="24"/>
-          <w:lang w:val="en-US"/>
-        </w:rPr>
-        <w:t>{{ in_w_t_w_r_w_prooferr_w_type_gramend_w_r_w_rpr_w_rfonts_w_ascii_times_new_roman_w_hansi_times_new_roman_w_cs_times_new_roman_w_sz_w_val_24_w_szcs_w_val_24_w_lang_w_val_en_us_w_rpr_w_t_xml_space_preserve_court_name }}</w:t>
+      <w:r>
+        <w:rPr>
+          <w:rFonts w:ascii="Times New Roman" w:hAnsi="Times New Roman" w:cs="Times New Roman"/>
+          <w:sz w:val="24"/>
+          <w:szCs w:val="24"/>
+          <w:lang w:val="en-US"/>
+        </w:rPr>
+        <w:t>{{ in_court_name }}</w:t>
       </w:r>
     </w:p>
     <w:p>
@@ -35,15 +34,14 @@
           <w:lang w:val="en-US"/>
         </w:rPr>
       </w:pPr>
-      <w:proofErr w:type="gramStart"/>
-      <w:r>
-        <w:rPr>
-          <w:rFonts w:ascii="Times New Roman" w:hAnsi="Times New Roman" w:cs="Times New Roman"/>
-          <w:sz w:val="24"/>
-          <w:szCs w:val="24"/>
-          <w:lang w:val="en-US"/>
-        </w:rPr>
-        <w:t>{{ court_w_t_w_r_w_prooferr_w_type_gramend_w_r_w_rpr_w_rfonts_w_ascii_times_new_roman_w_hansi_times_new_roman_w_cs_times_new_roman_w_sz_w_val_24_w_szcs_w_val_24_w_lang_w_val_en_us_w_rpr_w_t_xml_space_preserve_address }}</w:t>
+      <w:r>
+        <w:rPr>
+          <w:rFonts w:ascii="Times New Roman" w:hAnsi="Times New Roman" w:cs="Times New Roman"/>
+          <w:sz w:val="24"/>
+          <w:szCs w:val="24"/>
+          <w:lang w:val="en-US"/>
+        </w:rPr>
+        <w:t>{{ court_address }}</w:t>
       </w:r>
     </w:p>
     <w:p>
@@ -78,7 +76,7 @@
           <w:sz w:val="24"/>
           <w:szCs w:val="24"/>
         </w:rPr>
-        <w:t xml:space="preserve">{{ w_t_w_r_w_r_w_rsidr_00d20595_w_rpr_w_rfonts_w_ascii_times_new_roman_w_hansi_times_new_roman_w_cs_times_new_roman_w_sz_w_val_24_w_szcs_w_val_24_w_lang_w_val_en_us_w_rpr_w_t_plaintiff_w_t_w_r_w_r_w_rsidr_00d20595_w_rsidrpr_00d20595_w_rpr_w_rfonts_w_ascii_times_new_roman_w_hansi_times_new_roman_w_cs_times_new_roman_w_sz_w_val_24_w_szcs_w_val_24_w_rpr_w_t_xml_space_preserve }}</w:t>
+        <w:t xml:space="preserve">{{ plaintiff }}</w:t>
       </w:r>
     </w:p>
     <w:p>
@@ -124,7 +122,7 @@
           <w:szCs w:val="24"/>
           <w:lang w:val="en-US"/>
         </w:rPr>
-        <w:t xml:space="preserve">: {{ w_t_w_r_w_r_w_rpr_w_rfonts_w_ascii_times_new_roman_w_hansi_times_new_roman_w_cs_times_new_roman_w_sz_w_val_24_w_szcs_w_val_24_w_lang_w_val_en_us_w_rpr_w_t_plaintiff_registration_address }}</w:t>
+        <w:t xml:space="preserve">: {{ plaintiff_registration_address }}</w:t>
       </w:r>
     </w:p>
     <w:p>
@@ -153,7 +151,7 @@
           <w:szCs w:val="24"/>
           <w:lang w:val="en-US"/>
         </w:rPr>
-        <w:t xml:space="preserve">: {{ w_t_w_r_w_r_w_rpr_w_rfonts_w_ascii_times_new_roman_w_hansi_times_new_roman_w_cs_times_new_roman_w_sz_w_val_24_w_szcs_w_val_24_w_lang_w_val_en_us_w_rpr_w_t_passport_plaintiff }}</w:t>
+        <w:t xml:space="preserve">: {{ passport_plaintiff }}</w:t>
       </w:r>
     </w:p>
     <w:p>
@@ -208,7 +206,7 @@
           <w:szCs w:val="24"/>
           <w:lang w:val="en-US"/>
         </w:rPr>
-        <w:t xml:space="preserve">{{ w_t_w_r_w_r_w_rsidr_00d20595_w_rpr_w_rfonts_w_ascii_times_new_roman_w_hansi_times_new_roman_w_cs_times_new_roman_w_sz_w_val_24_w_szcs_w_val_24_w_lang_w_val_en_us_w_rpr_w_t_plaintiff_representative }}</w:t>
+        <w:t xml:space="preserve">{{ plaintiff_representative }}</w:t>
       </w:r>
     </w:p>
     <w:p>
@@ -243,7 +241,7 @@
           <w:sz w:val="24"/>
           <w:szCs w:val="24"/>
         </w:rPr>
-        <w:t xml:space="preserve">{{ w_t_w_r_w_r_w_rsidr_00d20595_w_rpr_w_rfonts_w_ascii_times_new_roman_w_hansi_times_new_roman_w_cs_times_new_roman_w_sz_w_val_24_w_szcs_w_val_24_w_lang_w_val_en_us_w_rpr_w_t_defendant_w_t_w_r_w_r_w_rsidr_00d20595_w_rsidrpr_00d20595_w_rpr_w_rfonts_w_ascii_times_new_roman_w_hansi_times_new_roman_w_cs_times_new_roman_w_sz_w_val_24_w_szcs_w_val_24_w_rpr_w_t_xml_space_preserve }}</w:t>
+        <w:t xml:space="preserve">{{ defendant }}</w:t>
       </w:r>
     </w:p>
     <w:p>
@@ -381,7 +379,7 @@
           <w:sz w:val="24"/>
           <w:szCs w:val="24"/>
         </w:rPr>
-        <w:t xml:space="preserve">{{ w_t_w_r_w_r_w_rsidr_00d20595_w_rsidrpr_00d20595_w_rpr_w_rfonts_w_ascii_times_new_roman_w_hansi_times_new_roman_w_cs_times_new_roman_w_sz_w_val_24_w_szcs_w_val_24_w_lang_w_val_en_us_w_rpr_w_t_date_w_t_w_r_w_r_w_rsidr_00d20595_w_rsidrpr_00d20595_w_rpr_w_rfonts_w_ascii_times_new_roman_w_hansi_times_new_roman_w_cs_times_new_roman_w_sz_w_val_24_w_szcs_w_val_24_w_rpr_w_t_xml_space_preserve_w_t_w_r_w_r_w_rsidr_00d20595_w_rsidrpr_00d20595_w_rpr_w_rfonts_w_ascii_times_new_roman_w_hansi_times_new_roman_w_cs_times_new_roman_w_sz_w_val_24_w_szcs_w_val_24_w_lang_w_val_en_us_w_rpr_w_t_of_w_t_w_r_w_r_w_rsidr_00d20595_w_rsidrpr_00d20595_w_rpr_w_rfonts_w_ascii_times_new_roman_w_hansi_times_new_roman_w_cs_times_new_roman_w_sz_w_val_24_w_szcs_w_val_24_w_rpr_w_t_xml_space_preserve_w_t_w_r_w_r_w_rsidr_00d20595_w_rsidrpr_00d20595_w_rpr_w_rfonts_w_ascii_times_new_roman_w_hansi_times_new_roman_w_cs_times_new_roman_w_sz_w_val_24_w_szcs_w_val_24_w_lang_w_val_en_us_w_rpr_w_t_the_w_t_w_r_w_r_w_rsidr_00d20595_w_rsidrpr_00d20595_w_rpr_w_rfonts_w_ascii_times_new_roman_w_hansi_times_new_roman_w_cs_times_new_roman_w_sz_w_val_24_w_szcs_w_val_24_w_rpr_w_t_xml_space_preserve_w_t_w_r_w_r_w_rsidr_00d20595_w_rsidrpr_00d20595_w_rpr_w_rfonts_w_ascii_times_new_roman_w_hansi_times_new_roman_w_cs_times_new_roman_w_sz_w_val_24_w_szcs_w_val_24_w_lang_w_val_en_us_w_rpr_w_t_court_w_t_w_r_w_r_w_rsidr_00d20595_w_rsidrpr_00d20595_w_rpr_w_rfonts_w_ascii_times_new_roman_w_hansi_times_new_roman_w_cs_times_new_roman_w_sz_w_val_24_w_szcs_w_val_24_w_rpr_w_t_xml_space_preserve_w_t_w_r_w_r_w_rsidr_00d20595_w_rsidrpr_00d20595_w_rpr_w_rfonts_w_ascii_times_new_roman_w_hansi_times_new_roman_w_cs_times_new_roman_w_sz_w_val_24_w_szcs_w_val_24_w_lang_w_val_en_us_w_rpr_w_t_decision_w_t_w_r_w_r_w_rsidr_00d20595_w_rsidrpr_00d20595_w_rpr_w_rfonts_w_ascii_times_new_roman_w_hansi_times_new_roman_w_cs_times_new_roman_w_sz_w_val_24_w_szcs_w_val_24_w_rpr_w_t_xml_space_preserve }}</w:t>
+        <w:t xml:space="preserve">{{ date_of_the_court_decision }}</w:t>
       </w:r>
       <w:r>
         <w:rPr>
@@ -405,7 +403,7 @@
           <w:sz w:val="24"/>
           <w:szCs w:val="24"/>
         </w:rPr>
-        <w:t xml:space="preserve">{{ w_t_w_r_w_r_w_rsidr_00d20595_w_rpr_w_rfonts_w_ascii_times_new_roman_w_hansi_times_new_roman_w_cs_times_new_roman_w_sz_w_val_24_w_szcs_w_val_24_w_lang_w_val_en_us_w_rpr_w_t_plaintiff_w_t_w_r_w_r_w_rsidr_00d20595_w_rsidrpr_00d20595_w_rpr_w_rfonts_w_ascii_times_new_roman_w_hansi_times_new_roman_w_cs_times_new_roman_w_sz_w_val_24_w_szcs_w_val_24_w_rpr_w_t_xml_space_preserve }}</w:t>
+        <w:t xml:space="preserve">{{ plaintiff }}</w:t>
       </w:r>
       <w:r>
         <w:rPr>
@@ -445,7 +443,7 @@
           <w:sz w:val="24"/>
           <w:szCs w:val="24"/>
         </w:rPr>
-        <w:t xml:space="preserve">{{ w_t_w_r_w_r_w_rsidr_00d20595_w_rpr_w_rfonts_w_ascii_times_new_roman_w_hansi_times_new_roman_w_cs_times_new_roman_w_sz_w_val_24_w_szcs_w_val_24_w_lang_w_val_en_us_w_rpr_w_t_part_w_t_w_r_w_r_w_rsidr_00d20595_w_rsidrpr_00d20595_w_rpr_w_rfonts_w_ascii_times_new_roman_w_hansi_times_new_roman_w_cs_times_new_roman_w_sz_w_val_24_w_szcs_w_val_24_w_rpr_w_t_xml_space_preserve }}</w:t>
+        <w:t xml:space="preserve">{{ part }}</w:t>
       </w:r>
       <w:r>
         <w:rPr>
@@ -461,7 +459,7 @@
           <w:sz w:val="24"/>
           <w:szCs w:val="24"/>
         </w:rPr>
-        <w:t xml:space="preserve">{{ w_t_w_r_w_r_w_rsidr_00d20595_w_rpr_w_rfonts_w_ascii_times_new_roman_w_hansi_times_new_roman_w_cs_times_new_roman_w_sz_w_val_24_w_szcs_w_val_24_w_lang_w_val_en_us_w_rpr_w_t_children_w_t_w_r_w_r_w_rsidr_00d20595_w_rsidrpr_00d20595_w_rpr_w_rfonts_w_ascii_times_new_roman_w_hansi_times_new_roman_w_cs_times_new_roman_w_sz_w_val_24_w_szcs_w_val_24_w_rpr_w_t_xml_space_preserve_w_t_w_r_w_r_w_rsidr_00d20595_w_rpr_w_rfonts_w_ascii_times_new_roman_w_hansi_times_new_roman_w_cs_times_new_roman_w_sz_w_val_24_w_szcs_w_val_24_w_lang_w_val_en_us_w_rpr_w_t_name_w_t_w_r_w_r_w_rsidr_00d20595_w_rsidrpr_00d20595_w_rpr_w_rfonts_w_ascii_times_new_roman_w_hansi_times_new_roman_w_cs_times_new_roman_w_sz_w_val_24_w_szcs_w_val_24_w_rpr_w_t_xml_space_preserve_w_t_w_r_w_r_w_rsidr_00d20595_w_rpr_w_rfonts_w_ascii_times_new_roman_w_hansi_times_new_roman_w_cs_times_new_roman_w_sz_w_val_24_w_szcs_w_val_24_w_lang_w_val_en_us_w_rpr_w_t_rod_w_t_w_r_w_r_w_rsidr_00d20595_w_rsidrpr_00d20595_w_rpr_w_rfonts_w_ascii_times_new_roman_w_hansi_times_new_roman_w_cs_times_new_roman_w_sz_w_val_24_w_szcs_w_val_24_w_rpr_w_t_xml_space_preserve }}</w:t>
+        <w:t xml:space="preserve">{{ children_name_rod }}</w:t>
       </w:r>
       <w:r>
         <w:rPr>
@@ -477,7 +475,7 @@
           <w:sz w:val="24"/>
           <w:szCs w:val="24"/>
         </w:rPr>
-        <w:t xml:space="preserve">{{ w_t_w_r_w_r_w_rsidr_00d20595_w_rpr_w_rfonts_w_ascii_times_new_roman_w_hansi_times_new_roman_w_cs_times_new_roman_w_sz_w_val_24_w_szcs_w_val_24_w_lang_w_val_en_us_w_rpr_w_t_defendant_w_t_w_r_w_r_w_rsidr_00d20595_w_rsidrpr_00d20595_w_rpr_w_rfonts_w_ascii_times_new_roman_w_hansi_times_new_roman_w_cs_times_new_roman_w_sz_w_val_24_w_szcs_w_val_24_w_rpr_w_t_xml_space_preserve_w_t_w_r_w_prooferr_w_type_spellstart_w_r_w_rsidr_00d20595_w_rpr_w_rfonts_w_ascii_times_new_roman_w_hansi_times_new_roman_w_cs_times_new_roman_w_sz_w_val_24_w_szcs_w_val_24_w_lang_w_val_en_us_w_rpr_w_t_tvor_w_t_w_r_w_prooferr_w_type_spellend_w_r_w_rsidr_00d20595_w_rsidrpr_00d20595_w_rpr_w_rfonts_w_ascii_times_new_roman_w_hansi_times_new_roman_w_cs_times_new_roman_w_sz_w_val_24_w_szcs_w_val_24_w_rpr_w_t_xml_space_preserve }}</w:t>
+        <w:t xml:space="preserve">{{ defendant_tvor }}</w:t>
       </w:r>
       <w:r>
         <w:rPr>
@@ -511,7 +509,7 @@
           <w:sz w:val="24"/>
           <w:szCs w:val="24"/>
         </w:rPr>
-        <w:t>{{ w_t_w_r_w_r_w_rpr_w_rfonts_w_ascii_times_new_roman_w_hansi_times_new_roman_w_cs_times_new_roman_w_sz_w_val_24_w_szcs_w_val_24_w_rpr_w_t_xml_space_preserve_w_t_w_r_w_r_w_rsidr_00d20595_w_rsidrpr_00d20595_w_rpr_w_rfonts_w_ascii_times_new_roman_w_hansi_times_new_roman_w_cs_times_new_roman_w_sz_w_val_24_w_szcs_w_val_24_w_rpr_w_t_xml_space_preserve_amount_of_alimony_payment_w_t_w_r_w_r_w_rsidr_00d20595_w_rsidrpr_00d20595_w_rpr_w_rfonts_w_ascii_times_new_roman_w_hansi_times_new_roman_w_cs_times_new_roman_w_sz_w_val_24_w_szcs_w_val_24_w_rpr_w_t_xml_space_preserve }} </w:t>
+        <w:t>{{ amount_of_alimony_payment }} </w:t>
       </w:r>
       <w:r>
         <w:rPr>
@@ -527,7 +525,7 @@
           <w:sz w:val="24"/>
           <w:szCs w:val="24"/>
         </w:rPr>
-        <w:t xml:space="preserve">{{ w_t_w_r_w_r_w_rsidr_00d20595_w_rsidrpr_00d20595_w_rpr_w_rfonts_w_ascii_times_new_roman_w_hansi_times_new_roman_w_cs_times_new_roman_w_sz_w_val_24_w_szcs_w_val_24_w_rpr_w_t_average_monthly_income_of_the_plaintiff_w_t_w_r_w_r_w_rsidr_00d20595_w_rsidrpr_00d20595_w_rpr_w_rfonts_w_ascii_times_new_roman_w_hansi_times_new_roman_w_cs_times_new_roman_w_sz_w_val_24_w_szcs_w_val_24_w_rpr_w_t_xml_space_preserve }} </w:t>
+        <w:t xml:space="preserve">{{ average_monthly_income_of_the_plaintiff }} </w:t>
       </w:r>
       <w:r>
         <w:rPr>
@@ -543,7 +541,7 @@
           <w:sz w:val="24"/>
           <w:szCs w:val="24"/>
         </w:rPr>
-        <w:t xml:space="preserve">{{ w_t_w_r_w_r_w_rsidr_00d20595_w_rpr_w_rfonts_w_ascii_times_new_roman_w_hansi_times_new_roman_w_cs_times_new_roman_w_sz_w_val_24_w_szcs_w_val_24_w_lang_w_val_en_us_w_rpr_w_t_part_w_t_w_r_w_r_w_rsidr_00d20595_w_rsidrpr_00d20595_w_rpr_w_rfonts_w_ascii_times_new_roman_w_hansi_times_new_roman_w_cs_times_new_roman_w_sz_w_val_24_w_szcs_w_val_24_w_rpr_w_t_xml_space_preserve }}</w:t>
+        <w:t xml:space="preserve">{{ part }}</w:t>
       </w:r>
       <w:r>
         <w:rPr>
@@ -559,7 +557,7 @@
           <w:sz w:val="24"/>
           <w:szCs w:val="24"/>
         </w:rPr>
-        <w:t xml:space="preserve">{{ w_t_w_r_w_r_w_rsidr_00d20595_w_rsidrpr_00d20595_w_rpr_w_rfonts_w_ascii_times_new_roman_w_hansi_times_new_roman_w_cs_times_new_roman_w_sz_w_val_24_w_szcs_w_val_24_w_rpr_w_t_share_of_the_plaintiffs_average_monthly_income_w_t_w_r_w_r_w_rsidr_00d20595_w_rsidrpr_00d20595_w_rpr_w_rfonts_w_ascii_times_new_roman_w_hansi_times_new_roman_w_cs_times_new_roman_w_sz_w_val_24_w_szcs_w_val_24_w_rpr_w_t_xml_space_preserve }}</w:t>
+        <w:t xml:space="preserve">{{ share_of_the_plaintiffs_average_monthly_income }}</w:t>
       </w:r>
       <w:r>
         <w:rPr>
@@ -593,7 +591,7 @@
           <w:sz w:val="24"/>
           <w:szCs w:val="24"/>
         </w:rPr>
-        <w:t xml:space="preserve">{{ w_t_w_r_w_r_w_rsidr_00d20595_w_rsidrpr_00d20595_w_rpr_w_rfonts_w_ascii_times_new_roman_w_hansi_times_new_roman_w_cs_times_new_roman_w_sz_w_val_24_w_szcs_w_val_24_w_lang_w_val_en_us_w_rpr_w_t_debt_w_t_w_r_w_r_w_rsidr_00d20595_w_rsidrpr_00d20595_w_rpr_w_rfonts_w_ascii_times_new_roman_w_hansi_times_new_roman_w_cs_times_new_roman_w_sz_w_val_24_w_szcs_w_val_24_w_rpr_w_t_xml_space_preserve_w_t_w_r_w_r_w_rsidr_00d20595_w_rsidrpr_00d20595_w_rpr_w_rfonts_w_ascii_times_new_roman_w_hansi_times_new_roman_w_cs_times_new_roman_w_sz_w_val_24_w_szcs_w_val_24_w_lang_w_val_en_us_w_rpr_w_t_date_w_t_w_r_w_r_w_rsidr_00d20595_w_rsidrpr_00d20595_w_rpr_w_rfonts_w_ascii_times_new_roman_w_hansi_times_new_roman_w_cs_times_new_roman_w_sz_w_val_24_w_szcs_w_val_24_w_rpr_w_t_xml_space_preserve_w_t_w_r_w_r_w_rsidr_00d20595_w_rsidrpr_00d20595_w_rpr_w_rfonts_w_ascii_times_new_roman_w_hansi_times_new_roman_w_cs_times_new_roman_w_sz_w_val_24_w_szcs_w_val_24_w_lang_w_val_en_us_w_rpr_w_t_from_w_t_w_r_w_r_w_rsidr_00d20595_w_rpr_w_rfonts_w_ascii_times_new_roman_w_hansi_times_new_roman_w_cs_times_new_roman_w_sz_w_val_24_w_szcs_w_val_24_w_rpr_w_t_xml_space_preserve_w_t_w_r_w_r_w_rsidr_00d20595_w_rsidrpr_00d20595_w_rpr_w_rfonts_w_ascii_times_new_roman_w_hansi_times_new_roman_w_cs_times_new_roman_w_sz_w_val_24_w_szcs_w_val_24_w_rpr_w_t }}</w:t>
+        <w:t xml:space="preserve">{{ debt_date_from }}</w:t>
       </w:r>
       <w:r>
         <w:rPr>
@@ -609,7 +607,7 @@
           <w:sz w:val="24"/>
           <w:szCs w:val="24"/>
         </w:rPr>
-        <w:t xml:space="preserve">{{ w_t_w_r_w_r_w_rsidr_00d20595_w_rsidrpr_00d20595_w_rpr_w_rfonts_w_ascii_times_new_roman_w_hansi_times_new_roman_w_cs_times_new_roman_w_sz_w_val_24_w_szcs_w_val_24_w_lang_w_val_en_us_w_rpr_w_t_debt_w_t_w_r_w_r_w_rsidr_00d20595_w_rsidrpr_00d20595_w_rpr_w_rfonts_w_ascii_times_new_roman_w_hansi_times_new_roman_w_cs_times_new_roman_w_sz_w_val_24_w_szcs_w_val_24_w_rpr_w_t_xml_space_preserve_w_t_w_r_w_r_w_rsidr_00d20595_w_rsidrpr_00d20595_w_rpr_w_rfonts_w_ascii_times_new_roman_w_hansi_times_new_roman_w_cs_times_new_roman_w_sz_w_val_24_w_szcs_w_val_24_w_lang_w_val_en_us_w_rpr_w_t_date_w_t_w_r_w_r_w_rsidr_00d20595_w_rsidrpr_00d20595_w_rpr_w_rfonts_w_ascii_times_new_roman_w_hansi_times_new_roman_w_cs_times_new_roman_w_sz_w_val_24_w_szcs_w_val_24_w_rpr_w_t_xml_space_preserve_w_t_w_r_w_r_w_rsidr_00d20595_w_rsidrpr_00d20595_w_rpr_w_rfonts_w_ascii_times_new_roman_w_hansi_times_new_roman_w_cs_times_new_roman_w_sz_w_val_24_w_szcs_w_val_24_w_rpr_w_t }}</w:t>
+        <w:t xml:space="preserve">{{ debt_date }}</w:t>
       </w:r>
       <w:r>
         <w:rPr>
@@ -625,7 +623,7 @@
           <w:sz w:val="24"/>
           <w:szCs w:val="24"/>
         </w:rPr>
-        <w:t xml:space="preserve">{{ w_t_w_r_w_r_w_rsidr_00d20595_w_rsidrpr_00d20595_w_rpr_w_rfonts_w_ascii_times_new_roman_w_hansi_times_new_roman_w_cs_times_new_roman_w_sz_w_val_24_w_szcs_w_val_24_w_lang_w_val_en_us_w_rpr_w_t_amount_w_t_w_r_w_r_w_rsidr_00d20595_w_rsidrpr_00d20595_w_rpr_w_rfonts_w_ascii_times_new_roman_w_hansi_times_new_roman_w_cs_times_new_roman_w_sz_w_val_24_w_szcs_w_val_24_w_rpr_w_t_xml_space_preserve_w_t_w_r_w_r_w_rsidr_00d20595_w_rsidrpr_00d20595_w_rpr_w_rfonts_w_ascii_times_new_roman_w_hansi_times_new_roman_w_cs_times_new_roman_w_sz_w_val_24_w_szcs_w_val_24_w_lang_w_val_en_us_w_rpr_w_t_of_w_t_w_r_w_r_w_rsidr_00d20595_w_rsidrpr_00d20595_w_rpr_w_rfonts_w_ascii_times_new_roman_w_hansi_times_new_roman_w_cs_times_new_roman_w_sz_w_val_24_w_szcs_w_val_24_w_rpr_w_t_xml_space_preserve_w_t_w_r_w_r_w_rsidr_00d20595_w_rsidrpr_00d20595_w_rpr_w_rfonts_w_ascii_times_new_roman_w_hansi_times_new_roman_w_cs_times_new_roman_w_sz_w_val_24_w_szcs_w_val_24_w_lang_w_val_en_us_w_rpr_w_t_debt_w_t_w_r_w_r_w_rsidr_00d20595_w_rsidrpr_00d20595_w_rpr_w_rfonts_w_ascii_times_new_roman_w_hansi_times_new_roman_w_cs_times_new_roman_w_sz_w_val_24_w_szcs_w_val_24_w_rpr_w_t_xml_space_preserve }}</w:t>
+        <w:t xml:space="preserve">{{ amount_of_debt }}</w:t>
       </w:r>
       <w:r>
         <w:rPr>
@@ -641,7 +639,7 @@
           <w:sz w:val="24"/>
           <w:szCs w:val="24"/>
         </w:rPr>
-        <w:t xml:space="preserve">{{ w_t_w_r_w_r_w_rsidr_00d20595_w_rpr_w_rfonts_w_ascii_times_new_roman_w_hansi_times_new_roman_w_cs_times_new_roman_w_sz_w_val_24_w_szcs_w_val_24_w_lang_w_val_en_us_w_rpr_w_t_part_w_t_w_r_w_r_w_rsidr_00d20595_w_rsidrpr_00d20595_w_rpr_w_rfonts_w_ascii_times_new_roman_w_hansi_times_new_roman_w_cs_times_new_roman_w_sz_w_val_24_w_szcs_w_val_24_w_rpr_w_t_xml_space_preserve_w_t_w_r_w_r_w_rsidr_00d20595_w_rpr_w_rfonts_w_ascii_times_new_roman_w_hansi_times_new_roman_w_cs_times_new_roman_w_sz_w_val_24_w_szcs_w_val_24_w_lang_w_val_en_us_w_rpr_w_t_of_w_t_w_r_w_r_w_rsidr_00d20595_w_rsidrpr_00d20595_w_rpr_w_rfonts_w_ascii_times_new_roman_w_hansi_times_new_roman_w_cs_times_new_roman_w_sz_w_val_24_w_szcs_w_val_24_w_rpr_w_t_xml_space_preserve_w_t_w_r_w_r_w_rsidr_00d20595_w_rpr_w_rfonts_w_ascii_times_new_roman_w_hansi_times_new_roman_w_cs_times_new_roman_w_sz_w_val_24_w_szcs_w_val_24_w_lang_w_val_en_us_w_rpr_w_t_debt_w_t_w_r_w_r_w_rsidr_00d20595_w_rsidrpr_00d20595_w_rpr_w_rfonts_w_ascii_times_new_roman_w_hansi_times_new_roman_w_cs_times_new_roman_w_sz_w_val_24_w_szcs_w_val_24_w_rpr_w_t_xml_space_preserve }} </w:t>
+        <w:t xml:space="preserve">{{ part_of_debt }} </w:t>
       </w:r>
       <w:r>
         <w:rPr>
@@ -657,7 +655,7 @@
           <w:sz w:val="24"/>
           <w:szCs w:val="24"/>
         </w:rPr>
-        <w:t xml:space="preserve">{{ w_t_w_r_w_r_w_rsidr_00d20595_w_rpr_w_rfonts_w_ascii_times_new_roman_w_hansi_times_new_roman_w_cs_times_new_roman_w_sz_w_val_24_w_szcs_w_val_24_w_lang_w_val_en_us_w_rpr_w_t_part_w_t_w_r_w_r_w_rsidr_00d20595_w_rsidrpr_00d20595_w_rpr_w_rfonts_w_ascii_times_new_roman_w_hansi_times_new_roman_w_cs_times_new_roman_w_sz_w_val_24_w_szcs_w_val_24_w_rpr_w_t_xml_space_preserve_w_t_w_r_w_r_w_rsidr_00d20595_w_rpr_w_rfonts_w_ascii_times_new_roman_w_hansi_times_new_roman_w_cs_times_new_roman_w_sz_w_val_24_w_szcs_w_val_24_w_lang_w_val_en_us_w_rpr_w_t_amount_w_t_w_r_w_r_w_rsidr_00d20595_w_rsidrpr_00d20595_w_rpr_w_rfonts_w_ascii_times_new_roman_w_hansi_times_new_roman_w_cs_times_new_roman_w_sz_w_val_24_w_szcs_w_val_24_w_rpr_w_t_xml_space_preserve_w_t_w_r_w_r_w_rsidr_00d20595_w_rpr_w_rfonts_w_ascii_times_new_roman_w_hansi_times_new_roman_w_cs_times_new_roman_w_sz_w_val_24_w_szcs_w_val_24_w_lang_w_val_en_us_w_rpr_w_t_of_w_t_w_r_w_r_w_rsidr_00d20595_w_rsidrpr_00d20595_w_rpr_w_rfonts_w_ascii_times_new_roman_w_hansi_times_new_roman_w_cs_times_new_roman_w_sz_w_val_24_w_szcs_w_val_24_w_rpr_w_t_xml_space_preserve_w_t_w_r_w_r_w_rsidr_00d20595_w_rpr_w_rfonts_w_ascii_times_new_roman_w_hansi_times_new_roman_w_cs_times_new_roman_w_sz_w_val_24_w_szcs_w_val_24_w_lang_w_val_en_us_w_rpr_w_t_debt_w_t_w_r_w_r_w_rsidr_00d20595_w_rsidrpr_00d20595_w_rpr_w_rfonts_w_ascii_times_new_roman_w_hansi_times_new_roman_w_cs_times_new_roman_w_sz_w_val_24_w_szcs_w_val_24_w_rpr_w_t_xml_space_preserve }}</w:t>
+        <w:t xml:space="preserve">{{ part_amount_of_debt }}</w:t>
       </w:r>
       <w:r>
         <w:rPr>
@@ -715,7 +713,7 @@
           <w:sz w:val="24"/>
           <w:szCs w:val="24"/>
         </w:rPr>
-        <w:t xml:space="preserve">{{ w_t_w_r_w_r_w_rsidr_00d20595_w_rpr_w_rfonts_w_ascii_times_new_roman_w_hansi_times_new_roman_w_cs_times_new_roman_w_sz_w_val_24_w_szcs_w_val_24_w_lang_w_val_en_us_w_rpr_w_t_debt_w_t_w_r_w_r_w_rsidr_00d20595_w_rsidrpr_00d20595_w_rpr_w_rfonts_w_ascii_times_new_roman_w_hansi_times_new_roman_w_cs_times_new_roman_w_sz_w_val_24_w_szcs_w_val_24_w_rpr_w_t_xml_space_preserve_w_t_w_r_w_r_w_rsidr_00d20595_w_rpr_w_rfonts_w_ascii_times_new_roman_w_hansi_times_new_roman_w_cs_times_new_roman_w_sz_w_val_24_w_szcs_w_val_24_w_lang_w_val_en_us_w_rpr_w_t_date_w_t_w_r_w_r_w_rsidr_00d20595_w_rsidrpr_00d20595_w_rpr_w_rfonts_w_ascii_times_new_roman_w_hansi_times_new_roman_w_cs_times_new_roman_w_sz_w_val_24_w_szcs_w_val_24_w_rpr_w_t_xml_space_preserve_w_t_w_r_w_r_w_rsidr_00d20595_w_rpr_w_rfonts_w_ascii_times_new_roman_w_hansi_times_new_roman_w_cs_times_new_roman_w_sz_w_val_24_w_szcs_w_val_24_w_lang_w_val_en_us_w_rpr_w_t_from_w_t_w_r_w_r_w_rsidr_00d20595_w_rsidrpr_00d20595_w_rpr_w_rfonts_w_ascii_times_new_roman_w_hansi_times_new_roman_w_cs_times_new_roman_w_sz_w_val_24_w_szcs_w_val_24_w_rpr_w_t_xml_space_preserve }}</w:t>
+        <w:t xml:space="preserve">{{ debt_date_from }}</w:t>
       </w:r>
       <w:r>
         <w:rPr>
@@ -731,7 +729,7 @@
           <w:sz w:val="24"/>
           <w:szCs w:val="24"/>
         </w:rPr>
-        <w:t xml:space="preserve">{{ w_t_w_r_w_r_w_rsidr_00d20595_w_rpr_w_rfonts_w_ascii_times_new_roman_w_hansi_times_new_roman_w_cs_times_new_roman_w_sz_w_val_24_w_szcs_w_val_24_w_lang_w_val_en_us_w_rpr_w_t_debt_w_t_w_r_w_r_w_rsidr_00d20595_w_rsidrpr_00d20595_w_rpr_w_rfonts_w_ascii_times_new_roman_w_hansi_times_new_roman_w_cs_times_new_roman_w_sz_w_val_24_w_szcs_w_val_24_w_rpr_w_t_xml_space_preserve_w_t_w_r_w_r_w_rsidr_00d20595_w_rpr_w_rfonts_w_ascii_times_new_roman_w_hansi_times_new_roman_w_cs_times_new_roman_w_sz_w_val_24_w_szcs_w_val_24_w_lang_w_val_en_us_w_rpr_w_t_date_w_t_w_r_w_r_w_rsidr_00d20595_w_rsidrpr_00d20595_w_rpr_w_rfonts_w_ascii_times_new_roman_w_hansi_times_new_roman_w_cs_times_new_roman_w_sz_w_val_24_w_szcs_w_val_24_w_rpr_w_t_xml_space_preserve }}</w:t>
+        <w:t xml:space="preserve">{{ debt_date }}</w:t>
       </w:r>
       <w:r>
         <w:rPr>
@@ -747,7 +745,7 @@
           <w:sz w:val="24"/>
           <w:szCs w:val="24"/>
         </w:rPr>
-        <w:t xml:space="preserve">{{ w_t_w_r_w_r_w_rsidr_00d20595_w_rpr_w_rfonts_w_ascii_times_new_roman_w_hansi_times_new_roman_w_cs_times_new_roman_w_sz_w_val_24_w_szcs_w_val_24_w_lang_w_val_en_us_w_rpr_w_t_amount_w_t_w_r_w_r_w_rsidr_00d20595_w_rsidrpr_00d20595_w_rpr_w_rfonts_w_ascii_times_new_roman_w_hansi_times_new_roman_w_cs_times_new_roman_w_sz_w_val_24_w_szcs_w_val_24_w_rpr_w_t_xml_space_preserve_w_t_w_r_w_r_w_rsidr_00d20595_w_rpr_w_rfonts_w_ascii_times_new_roman_w_hansi_times_new_roman_w_cs_times_new_roman_w_sz_w_val_24_w_szcs_w_val_24_w_lang_w_val_en_us_w_rpr_w_t_of_w_t_w_r_w_r_w_rsidr_00d20595_w_rsidrpr_00d20595_w_rpr_w_rfonts_w_ascii_times_new_roman_w_hansi_times_new_roman_w_cs_times_new_roman_w_sz_w_val_24_w_szcs_w_val_24_w_rpr_w_t_xml_space_preserve_w_t_w_r_w_r_w_rsidr_00d20595_w_rpr_w_rfonts_w_ascii_times_new_roman_w_hansi_times_new_roman_w_cs_times_new_roman_w_sz_w_val_24_w_szcs_w_val_24_w_lang_w_val_en_us_w_rpr_w_t_debt_w_t_w_r_w_r_w_rsidr_00d20595_w_rsidrpr_00d20595_w_rpr_w_rfonts_w_ascii_times_new_roman_w_hansi_times_new_roman_w_cs_times_new_roman_w_sz_w_val_24_w_szcs_w_val_24_w_rpr_w_t_xml_space_preserve }}</w:t>
+        <w:t xml:space="preserve">{{ amount_of_debt }}</w:t>
       </w:r>
       <w:r>
         <w:rPr>
@@ -763,7 +761,7 @@
           <w:sz w:val="24"/>
           <w:szCs w:val="24"/>
         </w:rPr>
-        <w:t xml:space="preserve"> {{ w_t_w_r_w_r_w_rsidr_00d20595_w_rpr_w_rfonts_w_ascii_times_new_roman_w_hansi_times_new_roman_w_cs_times_new_roman_w_sz_w_val_24_w_szcs_w_val_24_w_lang_w_val_en_us_w_rpr_w_t_part_w_t_w_r_w_r_w_rsidr_00d20595_w_rsidrpr_00d20595_w_rpr_w_rfonts_w_ascii_times_new_roman_w_hansi_times_new_roman_w_cs_times_new_roman_w_sz_w_val_24_w_szcs_w_val_24_w_rpr_w_t_xml_space_preserve_w_t_w_r_w_r_w_rsidr_00d20595_w_rpr_w_rfonts_w_ascii_times_new_roman_w_hansi_times_new_roman_w_cs_times_new_roman_w_sz_w_val_24_w_szcs_w_val_24_w_lang_w_val_en_us_w_rpr_w_t_amount_w_t_w_r_w_r_w_rsidr_00d20595_w_rsidrpr_00d20595_w_rpr_w_rfonts_w_ascii_times_new_roman_w_hansi_times_new_roman_w_cs_times_new_roman_w_sz_w_val_24_w_szcs_w_val_24_w_rpr_w_t_xml_space_preserve_w_t_w_r_w_r_w_rsidr_00d20595_w_rpr_w_rfonts_w_ascii_times_new_roman_w_hansi_times_new_roman_w_cs_times_new_roman_w_sz_w_val_24_w_szcs_w_val_24_w_lang_w_val_en_us_w_rpr_w_t_of_w_t_w_r_w_r_w_rsidr_00d20595_w_rsidrpr_00d20595_w_rpr_w_rfonts_w_ascii_times_new_roman_w_hansi_times_new_roman_w_cs_times_new_roman_w_sz_w_val_24_w_szcs_w_val_24_w_rpr_w_t_xml_space_preserve_w_t_w_r_w_r_w_rsidr_00d20595_w_rpr_w_rfonts_w_ascii_times_new_roman_w_hansi_times_new_roman_w_cs_times_new_roman_w_sz_w_val_24_w_szcs_w_val_24_w_lang_w_val_en_us_w_rpr_w_t_debt_w_t_w_r_w_r_w_rsidr_00d20595_w_rsidrpr_00d20595_w_rpr_w_rfonts_w_ascii_times_new_roman_w_hansi_times_new_roman_w_cs_times_new_roman_w_sz_w_val_24_w_szcs_w_val_24_w_rpr_w_t_xml_space_preserve }} </w:t>
+        <w:t xml:space="preserve"> {{ part_amount_of_debt }} </w:t>
       </w:r>
       <w:r>
         <w:rPr>
